--- a/hasil/proposal.docx
+++ b/hasil/proposal.docx
@@ -4910,7 +4910,7 @@
     <w:uiPriority w:val="59"/>
     <w:qFormat/>
     <w:tblPr>
-      <w:tblInd w:w="0" w:type="dxa"/>
+      <w:tblInd w:w="85" w:type="dxa"/>
       <w:tblBorders>
         <w:top w:val="single" w:sz="4" w:space="0" w:color="000000"/>
         <w:left w:val="single" w:sz="4" w:space="0" w:color="000000"/>
@@ -4933,7 +4933,7 @@
     <w:uiPriority w:val="59"/>
     <w:qFormat/>
     <w:tblPr>
-      <w:tblInd w:w="0" w:type="dxa"/>
+      <w:tblInd w:w="85" w:type="dxa"/>
       <w:tblBorders>
         <w:top w:val="nil"/>
         <w:left w:val="nil"/>

--- a/hasil/proposal.docx
+++ b/hasil/proposal.docx
@@ -2416,10 +2416,26 @@
     </w:p>
     <w:p>
       <w:pPr>
+        <w:pStyle w:val="Heading2"/>
+      </w:pPr>
+      <w:bookmarkStart w:id="34" w:name="_745079744e8d85bd10cd2e4d1c8f81917e3b0ba"/>
+      <w:r>
+        <w:t xml:space="preserve">3.1</w:t>
+      </w:r>
+      <w:r>
+        <w:tab/>
+      </w:r>
+      <w:r>
+        <w:t xml:space="preserve">Perancangan dan Pengujian</w:t>
+      </w:r>
+      <w:bookmarkEnd w:id="34"/>
+    </w:p>
+    <w:p>
+      <w:pPr>
         <w:pStyle w:val="FirstParagraph"/>
       </w:pPr>
       <w:r>
-        <w:t xml:space="preserve">Bagian ini menjelaskan perancangan sistem yang digunakan, cara mengimplementasikan rancangan, dan cara pengujian sistem (indikator kinerja dan cara mengukurnya). Penjelasan ini bisa terdiri dari beberapa bab yang saling terkait.</w:t>
+        <w:t xml:space="preserve">Bagian ini menjelaskan perancangan sistem yang digunakan, cara mengimplementasikan rancangan, dan cara pengujian sistem (indikator kinerja dan cara mengukurnya). Penjelasan ini bisa terdiri dari beberapa subbab yang saling terkait.</w:t>
       </w:r>
     </w:p>
     <w:p>
@@ -2442,34 +2458,19 @@
     </w:p>
     <w:p>
       <w:pPr>
-        <w:pStyle w:val="Tengah"/>
-        <w:sectPr>
-          <w:headerReference w:type="default" r:id="rIdHeaderNomor"/>
-          <w:footerReference w:type="default" r:id="rIdFooterKosong"/>
-          <w:footerReference w:type="first" r:id="rIdFooterNomor"/>
-          <w:type w:val="nextPage"/>
-          <w:pgSz w:w="11906" w:h="16838"/>
-          <w:pgMar w:top="2268" w:right="1701" w:bottom="1701" w:left="2268" w:header="851" w:footer="709" w:gutter="0"/>
-          <w:pgNumType w:fmt="decimal"/>
-          <w:titlePg/>
-        </w:sectPr>
-      </w:pPr>
-    </w:p>
-    <w:p>
-      <w:pPr>
-        <w:pStyle w:val="Heading1"/>
-      </w:pPr>
-      <w:bookmarkStart w:id="34" w:name="_823f9e870831c1355639189ca2371e770728f16"/>
-      <w:r>
-        <w:t xml:space="preserve">BAB IV</w:t>
-      </w:r>
-      <w:r>
-        <w:br/>
-      </w:r>
-      <w:r>
-        <w:t xml:space="preserve">JADWAL PELAKSANAAN</w:t>
-      </w:r>
-      <w:bookmarkEnd w:id="34"/>
+        <w:pStyle w:val="Heading2"/>
+      </w:pPr>
+      <w:bookmarkStart w:id="35" w:name="_823f9e870831c1355639189ca2371e770728f16"/>
+      <w:r>
+        <w:t xml:space="preserve">3.2</w:t>
+      </w:r>
+      <w:r>
+        <w:tab/>
+      </w:r>
+      <w:r>
+        <w:t xml:space="preserve">Jadwal Pelaksanaan</w:t>
+      </w:r>
+      <w:bookmarkEnd w:id="35"/>
     </w:p>
     <w:p>
       <w:pPr>
@@ -2484,7 +2485,7 @@
         <w:pStyle w:val="TableCaption"/>
       </w:pPr>
       <w:r>
-        <w:t xml:space="preserve">Tabel 4.1. Jadwal pelaksanaan penelitian</w:t>
+        <w:t xml:space="preserve">Tabel 3.1. Jadwal pelaksanaan penelitian</w:t>
       </w:r>
     </w:p>
     <w:tbl>
@@ -2493,7 +2494,7 @@
         <w:tblW w:type="pct" w:w="5000"/>
         <w:tblLayout w:type="fixed"/>
         <w:tblLook w:firstRow="1" w:lastRow="0" w:firstColumn="0" w:lastColumn="0" w:noHBand="0" w:noVBand="0" w:val="0020"/>
-        <w:tblCaption w:val="Tabel 4.1. Jadwal pelaksanaan penelitian"/>
+        <w:tblCaption w:val="Tabel 3.1. Jadwal pelaksanaan penelitian"/>
       </w:tblPr>
       <w:tblGrid>
         <w:gridCol w:w="550"/>
@@ -3233,11 +3234,11 @@
       <w:pPr>
         <w:pStyle w:val="Heading1"/>
       </w:pPr>
-      <w:bookmarkStart w:id="35" w:name="_c8bc7b37742d03aae254d1c427781b8b5aca2ff"/>
+      <w:bookmarkStart w:id="36" w:name="_c8bc7b37742d03aae254d1c427781b8b5aca2ff"/>
       <w:r>
         <w:t xml:space="preserve">DAFTAR PUSTAKA</w:t>
       </w:r>
-      <w:bookmarkEnd w:id="35"/>
+      <w:bookmarkEnd w:id="36"/>
     </w:p>
     <w:p>
       <w:pPr>
@@ -3512,7 +3513,7 @@
       <w:r>
         <w:t xml:space="preserve"> </w:t>
       </w:r>
-      <w:hyperlink r:id="rId36">
+      <w:hyperlink r:id="rId37">
         <w:r>
           <w:rPr>
             <w:rStyle w:val="Hyperlink"/>
@@ -3592,7 +3593,7 @@
       <w:r>
         <w:t xml:space="preserve"> </w:t>
       </w:r>
-      <w:hyperlink r:id="rId37">
+      <w:hyperlink r:id="rId38">
         <w:r>
           <w:rPr>
             <w:rStyle w:val="Hyperlink"/>
@@ -3666,7 +3667,7 @@
       <w:r>
         <w:t xml:space="preserve"> </w:t>
       </w:r>
-      <w:hyperlink r:id="rId38">
+      <w:hyperlink r:id="rId39">
         <w:r>
           <w:rPr>
             <w:rStyle w:val="Hyperlink"/>
@@ -3698,7 +3699,7 @@
       <w:r>
         <w:t xml:space="preserve"> </w:t>
       </w:r>
-      <w:hyperlink r:id="rId39">
+      <w:hyperlink r:id="rId40">
         <w:r>
           <w:rPr>
             <w:rStyle w:val="Hyperlink"/>
@@ -3730,7 +3731,7 @@
       <w:r>
         <w:t xml:space="preserve"> </w:t>
       </w:r>
-      <w:hyperlink r:id="rId40">
+      <w:hyperlink r:id="rId41">
         <w:r>
           <w:rPr>
             <w:rStyle w:val="Hyperlink"/>
@@ -3765,7 +3766,7 @@
       <w:r>
         <w:t xml:space="preserve"> </w:t>
       </w:r>
-      <w:hyperlink r:id="rId41">
+      <w:hyperlink r:id="rId42">
         <w:r>
           <w:rPr>
             <w:rStyle w:val="Hyperlink"/>
@@ -4855,7 +4856,7 @@
     <w:pPr>
       <w:keepNext/>
       <w:spacing w:before="120" w:after="120" w:line="240" w:lineRule="auto"/>
-      <w:jc w:val="left"/>
+      <w:jc w:val="center"/>
     </w:pPr>
   </w:style>
   <w:style w:type="paragraph" w:customStyle="1" w:styleId="ImageCaption">

--- a/hasil/proposal.docx
+++ b/hasil/proposal.docx
@@ -37,6 +37,12 @@
         </w:rPr>
         <w:t xml:space="preserve">JUDUL PROPOSAL SKRIPSI</w:t>
       </w:r>
+    </w:p>
+    <w:p>
+      <w:pPr>
+        <w:pStyle w:val="Tengah"/>
+        <w:spacing w:before="0" w:after="0" w:line="1060" w:lineRule="exact"/>
+      </w:pPr>
     </w:p>
     <w:p>
       <w:pPr>

--- a/hasil/proposal.docx
+++ b/hasil/proposal.docx
@@ -231,9 +231,9 @@
         <w:tblLook w:firstRow="0" w:lastRow="0" w:firstColumn="0" w:lastColumn="0" w:noHBand="0" w:noVBand="0" w:val="0000"/>
       </w:tblPr>
       <w:tblGrid>
-        <w:gridCol w:w="1267"/>
+        <w:gridCol w:w="1742"/>
         <w:gridCol w:w="316"/>
-        <w:gridCol w:w="5860"/>
+        <w:gridCol w:w="5385"/>
       </w:tblGrid>
       <w:tr>
         <w:trPr>
@@ -332,24 +332,18 @@
           <w:p>
             <w:pPr>
               <w:pStyle w:val="Compact"/>
-              <w:keepNext/>
               <w:jc w:val="left"/>
             </w:pPr>
             <w:r>
-              <w:rPr>
-                <w:i/>
-                <w:iCs/>
-              </w:rPr>
-              <w:t xml:space="preserve">Contact</w:t>
-            </w:r>
-          </w:p>
-        </w:tc>
-        <w:tc>
-          <w:tcPr/>
-          <w:p>
-            <w:pPr>
-              <w:pStyle w:val="Compact"/>
-              <w:keepNext/>
+              <w:t xml:space="preserve">Program Studi</w:t>
+            </w:r>
+          </w:p>
+        </w:tc>
+        <w:tc>
+          <w:tcPr/>
+          <w:p>
+            <w:pPr>
+              <w:pStyle w:val="Compact"/>
               <w:jc w:val="left"/>
             </w:pPr>
             <w:r>
@@ -362,80 +356,10 @@
           <w:p>
             <w:pPr>
               <w:pStyle w:val="Compact"/>
-              <w:keepNext/>
               <w:jc w:val="left"/>
             </w:pPr>
             <w:r>
-              <w:t xml:space="preserve">…………………………………………………………</w:t>
-            </w:r>
-          </w:p>
-        </w:tc>
-      </w:tr>
-      <w:tr>
-        <w:trPr>
-          <w:cantSplit/>
-        </w:trPr>
-        <w:tc>
-          <w:tcPr/>
-          <w:p>
-            <w:pPr>
-              <w:pStyle w:val="Compact"/>
-              <w:keepNext/>
-            </w:pPr>
-          </w:p>
-        </w:tc>
-        <w:tc>
-          <w:tcPr/>
-          <w:p>
-            <w:pPr>
-              <w:pStyle w:val="Compact"/>
-              <w:keepNext/>
-            </w:pPr>
-          </w:p>
-        </w:tc>
-        <w:tc>
-          <w:tcPr/>
-          <w:p>
-            <w:pPr>
-              <w:pStyle w:val="Compact"/>
-              <w:keepNext/>
-              <w:jc w:val="left"/>
-            </w:pPr>
-            <w:r>
-              <w:t xml:space="preserve">…………………………………………………………</w:t>
-            </w:r>
-          </w:p>
-        </w:tc>
-      </w:tr>
-      <w:tr>
-        <w:trPr>
-          <w:cantSplit/>
-        </w:trPr>
-        <w:tc>
-          <w:tcPr/>
-          <w:p>
-            <w:pPr>
-              <w:pStyle w:val="Compact"/>
-            </w:pPr>
-          </w:p>
-        </w:tc>
-        <w:tc>
-          <w:tcPr/>
-          <w:p>
-            <w:pPr>
-              <w:pStyle w:val="Compact"/>
-            </w:pPr>
-          </w:p>
-        </w:tc>
-        <w:tc>
-          <w:tcPr/>
-          <w:p>
-            <w:pPr>
-              <w:pStyle w:val="Compact"/>
-              <w:jc w:val="left"/>
-            </w:pPr>
-            <w:r>
-              <w:t xml:space="preserve">(alamat, telepon, email untuk kemudahan menghubungi; dan jika ada perubahan data harap segera menghubungi Program Studi)</w:t>
+              <w:t xml:space="preserve">Rekayasa Sistem Komputer</w:t>
             </w:r>
           </w:p>
         </w:tc>
@@ -548,6 +472,24 @@
               <w:br/>
             </w:r>
             <w:r>
+              <w:t xml:space="preserve"> </w:t>
+            </w:r>
+            <w:r>
+              <w:br/>
+            </w:r>
+            <w:r>
+              <w:t xml:space="preserve"> </w:t>
+            </w:r>
+            <w:r>
+              <w:br/>
+            </w:r>
+            <w:r>
+              <w:t xml:space="preserve"> </w:t>
+            </w:r>
+            <w:r>
+              <w:br/>
+            </w:r>
+            <w:r>
               <w:t xml:space="preserve">…………………</w:t>
             </w:r>
             <w:r>
@@ -571,6 +513,24 @@
                 <w:bCs/>
               </w:rPr>
               <w:t xml:space="preserve">Pembimbing II</w:t>
+            </w:r>
+            <w:r>
+              <w:br/>
+            </w:r>
+            <w:r>
+              <w:t xml:space="preserve"> </w:t>
+            </w:r>
+            <w:r>
+              <w:br/>
+            </w:r>
+            <w:r>
+              <w:t xml:space="preserve"> </w:t>
+            </w:r>
+            <w:r>
+              <w:br/>
+            </w:r>
+            <w:r>
+              <w:t xml:space="preserve"> </w:t>
             </w:r>
             <w:r>
               <w:br/>
@@ -772,7 +732,7 @@
         <w:fldChar w:fldCharType="begin" w:dirty="true"/>
       </w:r>
       <w:r>
-        <w:instrText xml:space="preserve"> TOC \h \z \t "Table Caption,1" </w:instrText>
+        <w:instrText xml:space="preserve"> TOC \h \z \t "Table Caption,2" </w:instrText>
       </w:r>
       <w:r>
         <w:fldChar w:fldCharType="separate"/>
@@ -800,7 +760,7 @@
         <w:fldChar w:fldCharType="begin" w:dirty="true"/>
       </w:r>
       <w:r>
-        <w:instrText xml:space="preserve"> TOC \h \z \t "Image Caption,1" </w:instrText>
+        <w:instrText xml:space="preserve"> TOC \h \z \t "Image Caption,2" </w:instrText>
       </w:r>
       <w:r>
         <w:fldChar w:fldCharType="separate"/>
@@ -1003,20 +963,31 @@
         <w:pStyle w:val="FirstParagraph"/>
       </w:pPr>
       <w:r>
-        <w:t xml:space="preserve">Rumusan masalah diambil berdasarkan uraian latar belakang. Rumusan masalah ditulis dalam bentuk</w:t>
-      </w:r>
-      <w:r>
-        <w:t xml:space="preserve"> </w:t>
-      </w:r>
-      <w:r>
-        <w:rPr>
-          <w:i/>
-          <w:iCs/>
-        </w:rPr>
-        <w:t xml:space="preserve">list</w:t>
-      </w:r>
-      <w:r>
-        <w:t xml:space="preserve">.</w:t>
+        <w:t xml:space="preserve">Rumusan masalah disusun berdasarkan latar belakang, berbentuk pertanyaan penelitian atau pernyataan yang memerlukan jawaban melalui penelitian ilmiah, dan ditulis dalam bentuk butir bernomor:</w:t>
+      </w:r>
+    </w:p>
+    <w:p>
+      <w:pPr>
+        <w:pStyle w:val="Butir"/>
+        <w:numPr>
+          <w:ilvl w:val="0"/>
+          <w:numId w:val="1001"/>
+        </w:numPr>
+      </w:pPr>
+      <w:r>
+        <w:t xml:space="preserve">Bagaimana ... ?</w:t>
+      </w:r>
+    </w:p>
+    <w:p>
+      <w:pPr>
+        <w:pStyle w:val="Butir"/>
+        <w:numPr>
+          <w:ilvl w:val="0"/>
+          <w:numId w:val="1001"/>
+        </w:numPr>
+      </w:pPr>
+      <w:r>
+        <w:t xml:space="preserve">Seberapa besar ... ?</w:t>
       </w:r>
     </w:p>
     <w:p>
@@ -1040,7 +1011,31 @@
         <w:pStyle w:val="FirstParagraph"/>
       </w:pPr>
       <w:r>
-        <w:t xml:space="preserve">Dalam subbab ini disebutkan secara spesifik tujuan penelitian yang ingin dicapai.</w:t>
+        <w:t xml:space="preserve">Tujuan penelitian dinyatakan dalam kalimat singkat, jelas, dan spesifik, serta konsisten dengan rumusan masalah (satu tujuan untuk satu rumusan masalah):</w:t>
+      </w:r>
+    </w:p>
+    <w:p>
+      <w:pPr>
+        <w:pStyle w:val="Butir"/>
+        <w:numPr>
+          <w:ilvl w:val="0"/>
+          <w:numId w:val="1002"/>
+        </w:numPr>
+      </w:pPr>
+      <w:r>
+        <w:t xml:space="preserve">Merancang ...</w:t>
+      </w:r>
+    </w:p>
+    <w:p>
+      <w:pPr>
+        <w:pStyle w:val="Butir"/>
+        <w:numPr>
+          <w:ilvl w:val="0"/>
+          <w:numId w:val="1002"/>
+        </w:numPr>
+      </w:pPr>
+      <w:r>
+        <w:t xml:space="preserve">Mengukur ...</w:t>
       </w:r>
     </w:p>
     <w:p>
@@ -3332,7 +3327,7 @@
         <w:pStyle w:val="Butir"/>
         <w:numPr>
           <w:ilvl w:val="0"/>
-          <w:numId w:val="1001"/>
+          <w:numId w:val="1003"/>
         </w:numPr>
       </w:pPr>
       <w:r>
@@ -3344,7 +3339,7 @@
         <w:pStyle w:val="Butir"/>
         <w:numPr>
           <w:ilvl w:val="0"/>
-          <w:numId w:val="1001"/>
+          <w:numId w:val="1003"/>
         </w:numPr>
       </w:pPr>
       <w:r>
@@ -3356,7 +3351,7 @@
         <w:pStyle w:val="Butir"/>
         <w:numPr>
           <w:ilvl w:val="0"/>
-          <w:numId w:val="1001"/>
+          <w:numId w:val="1003"/>
         </w:numPr>
       </w:pPr>
       <w:r>
@@ -3368,7 +3363,7 @@
         <w:pStyle w:val="Butir"/>
         <w:numPr>
           <w:ilvl w:val="0"/>
-          <w:numId w:val="1001"/>
+          <w:numId w:val="1003"/>
         </w:numPr>
       </w:pPr>
       <w:r>
@@ -3380,7 +3375,7 @@
         <w:pStyle w:val="Butir"/>
         <w:numPr>
           <w:ilvl w:val="0"/>
-          <w:numId w:val="1001"/>
+          <w:numId w:val="1003"/>
         </w:numPr>
       </w:pPr>
       <w:r>
@@ -3392,7 +3387,7 @@
         <w:pStyle w:val="Butir"/>
         <w:numPr>
           <w:ilvl w:val="0"/>
-          <w:numId w:val="1001"/>
+          <w:numId w:val="1003"/>
         </w:numPr>
       </w:pPr>
       <w:r>
@@ -3998,6 +3993,91 @@
       </w:pPr>
     </w:lvl>
   </w:abstractNum>
+  <w:abstractNum w:abstractNumId="99201">
+    <w:nsid w:val="00A99201"/>
+    <w:multiLevelType w:val="multilevel"/>
+    <w:lvl w:ilvl="0">
+      <w:start w:val="1"/>
+      <w:numFmt w:val="decimal"/>
+      <w:lvlText w:val="%1."/>
+      <w:lvlJc w:val="left"/>
+      <w:pPr>
+        <w:ind w:left="720" w:hanging="360"/>
+      </w:pPr>
+    </w:lvl>
+    <w:lvl w:ilvl="1">
+      <w:start w:val="1"/>
+      <w:numFmt w:val="lowerLetter"/>
+      <w:lvlText w:val="%2."/>
+      <w:lvlJc w:val="left"/>
+      <w:pPr>
+        <w:ind w:left="1440" w:hanging="360"/>
+      </w:pPr>
+    </w:lvl>
+    <w:lvl w:ilvl="2">
+      <w:start w:val="1"/>
+      <w:numFmt w:val="lowerRoman"/>
+      <w:lvlText w:val="%3."/>
+      <w:lvlJc w:val="left"/>
+      <w:pPr>
+        <w:ind w:left="2160" w:hanging="360"/>
+      </w:pPr>
+    </w:lvl>
+    <w:lvl w:ilvl="3">
+      <w:start w:val="1"/>
+      <w:numFmt w:val="decimal"/>
+      <w:lvlText w:val="%4."/>
+      <w:lvlJc w:val="left"/>
+      <w:pPr>
+        <w:ind w:left="2880" w:hanging="360"/>
+      </w:pPr>
+    </w:lvl>
+    <w:lvl w:ilvl="4">
+      <w:start w:val="1"/>
+      <w:numFmt w:val="lowerLetter"/>
+      <w:lvlText w:val="%5."/>
+      <w:lvlJc w:val="left"/>
+      <w:pPr>
+        <w:ind w:left="3600" w:hanging="360"/>
+      </w:pPr>
+    </w:lvl>
+    <w:lvl w:ilvl="5">
+      <w:start w:val="1"/>
+      <w:numFmt w:val="lowerRoman"/>
+      <w:lvlText w:val="%6."/>
+      <w:lvlJc w:val="left"/>
+      <w:pPr>
+        <w:ind w:left="4320" w:hanging="360"/>
+      </w:pPr>
+    </w:lvl>
+    <w:lvl w:ilvl="6">
+      <w:start w:val="1"/>
+      <w:numFmt w:val="decimal"/>
+      <w:lvlText w:val="%7."/>
+      <w:lvlJc w:val="left"/>
+      <w:pPr>
+        <w:ind w:left="5040" w:hanging="360"/>
+      </w:pPr>
+    </w:lvl>
+    <w:lvl w:ilvl="7">
+      <w:start w:val="1"/>
+      <w:numFmt w:val="lowerLetter"/>
+      <w:lvlText w:val="%8."/>
+      <w:lvlJc w:val="left"/>
+      <w:pPr>
+        <w:ind w:left="5760" w:hanging="360"/>
+      </w:pPr>
+    </w:lvl>
+    <w:lvl w:ilvl="8">
+      <w:start w:val="1"/>
+      <w:numFmt w:val="lowerRoman"/>
+      <w:lvlText w:val="%9."/>
+      <w:lvlJc w:val="left"/>
+      <w:pPr>
+        <w:ind w:left="6480" w:hanging="360"/>
+      </w:pPr>
+    </w:lvl>
+  </w:abstractNum>
   <w:abstractNum w:abstractNumId="991">
     <w:nsid w:val="0000A991"/>
     <w:multiLevelType w:val="multilevel"/>
@@ -4105,6 +4185,66 @@
     <w:abstractNumId w:val="990"/>
   </w:num>
   <w:num w:numId="1001">
+    <w:abstractNumId w:val="99201"/>
+    <w:lvlOverride w:ilvl="0">
+      <w:startOverride w:val="1"/>
+    </w:lvlOverride>
+    <w:lvlOverride w:ilvl="1">
+      <w:startOverride w:val="1"/>
+    </w:lvlOverride>
+    <w:lvlOverride w:ilvl="2">
+      <w:startOverride w:val="1"/>
+    </w:lvlOverride>
+    <w:lvlOverride w:ilvl="3">
+      <w:startOverride w:val="1"/>
+    </w:lvlOverride>
+    <w:lvlOverride w:ilvl="4">
+      <w:startOverride w:val="1"/>
+    </w:lvlOverride>
+    <w:lvlOverride w:ilvl="5">
+      <w:startOverride w:val="1"/>
+    </w:lvlOverride>
+    <w:lvlOverride w:ilvl="6">
+      <w:startOverride w:val="1"/>
+    </w:lvlOverride>
+    <w:lvlOverride w:ilvl="7">
+      <w:startOverride w:val="1"/>
+    </w:lvlOverride>
+    <w:lvlOverride w:ilvl="8">
+      <w:startOverride w:val="1"/>
+    </w:lvlOverride>
+  </w:num>
+  <w:num w:numId="1002">
+    <w:abstractNumId w:val="99201"/>
+    <w:lvlOverride w:ilvl="0">
+      <w:startOverride w:val="1"/>
+    </w:lvlOverride>
+    <w:lvlOverride w:ilvl="1">
+      <w:startOverride w:val="1"/>
+    </w:lvlOverride>
+    <w:lvlOverride w:ilvl="2">
+      <w:startOverride w:val="1"/>
+    </w:lvlOverride>
+    <w:lvlOverride w:ilvl="3">
+      <w:startOverride w:val="1"/>
+    </w:lvlOverride>
+    <w:lvlOverride w:ilvl="4">
+      <w:startOverride w:val="1"/>
+    </w:lvlOverride>
+    <w:lvlOverride w:ilvl="5">
+      <w:startOverride w:val="1"/>
+    </w:lvlOverride>
+    <w:lvlOverride w:ilvl="6">
+      <w:startOverride w:val="1"/>
+    </w:lvlOverride>
+    <w:lvlOverride w:ilvl="7">
+      <w:startOverride w:val="1"/>
+    </w:lvlOverride>
+    <w:lvlOverride w:ilvl="8">
+      <w:startOverride w:val="1"/>
+    </w:lvlOverride>
+  </w:num>
+  <w:num w:numId="1003">
     <w:abstractNumId w:val="991"/>
   </w:num>
 </w:numbering>
